--- a/docs/예창패 실제 제풀용/claudecode/2026년 예비창업패키지 사업계획서_페르소닉AI_수정중_SOM_codex_BM수정.docx
+++ b/docs/예창패 실제 제풀용/claudecode/2026년 예비창업패키지 사업계획서_페르소닉AI_수정중_SOM_codex_BM수정.docx
@@ -1626,6 +1626,160 @@
           </w:p>
         </w:tc>
       </w:tr>
+      <w:tr>
+        <w:trPr>
+          <w:trHeight w:val="426"/>
+        </w:trPr>
+        <w:tc>
+          <w:tcPr>
+            <w:tcW w:w="637" w:type="dxa"/>
+            <w:tcBorders>
+              <w:top w:val="single" w:sz="3" w:space="0" w:color="000000"/>
+              <w:left w:val="single" w:sz="3" w:space="0" w:color="000000"/>
+              <w:bottom w:val="single" w:sz="3" w:space="0" w:color="000000"/>
+              <w:right w:val="single" w:sz="3" w:space="0" w:color="000000"/>
+            </w:tcBorders>
+          </w:tcPr>
+          <w:p>
+            <w:pPr>
+              <w:pStyle w:val="a5"/>
+              <w:snapToGrid w:val="0"/>
+              <w:spacing w:line="240" w:lineRule="auto"/>
+              <w:jc w:val="center"/>
+              <w:rPr>
+                <w:rFonts w:asciiTheme="majorEastAsia" w:eastAsiaTheme="majorEastAsia" w:hAnsiTheme="majorEastAsia" w:hint="eastAsia"/>
+                <w:iCs/>
+                <w:w w:val="110"/>
+              </w:rPr>
+            </w:pPr>
+            <w:r>
+              <w:rPr>
+                <w:rFonts w:asciiTheme="majorEastAsia" w:eastAsiaTheme="majorEastAsia" w:hAnsiTheme="majorEastAsia" w:hint="eastAsia"/>
+                <w:iCs/>
+                <w:w w:val="110"/>
+              </w:rPr>
+              <w:t>5</w:t>
+            </w:r>
+          </w:p>
+        </w:tc>
+        <w:tc>
+          <w:tcPr>
+            <w:tcW w:w="1631" w:type="dxa"/>
+            <w:gridSpan w:val="2"/>
+            <w:tcBorders>
+              <w:top w:val="single" w:sz="3" w:space="0" w:color="000000"/>
+              <w:left w:val="single" w:sz="3" w:space="0" w:color="000000"/>
+              <w:bottom w:val="single" w:sz="3" w:space="0" w:color="000000"/>
+              <w:right w:val="single" w:sz="3" w:space="0" w:color="000000"/>
+            </w:tcBorders>
+          </w:tcPr>
+          <w:p>
+            <w:pPr>
+              <w:pStyle w:val="a5"/>
+              <w:snapToGrid w:val="0"/>
+              <w:spacing w:line="240" w:lineRule="auto"/>
+              <w:jc w:val="center"/>
+              <w:rPr>
+                <w:rFonts w:asciiTheme="majorEastAsia" w:eastAsiaTheme="majorEastAsia" w:hAnsiTheme="majorEastAsia" w:hint="eastAsia"/>
+                <w:iCs/>
+              </w:rPr>
+            </w:pPr>
+            <w:r>
+              <w:rPr>
+                <w:rFonts w:asciiTheme="majorEastAsia" w:eastAsiaTheme="majorEastAsia" w:hAnsiTheme="majorEastAsia" w:hint="eastAsia"/>
+                <w:iCs/>
+              </w:rPr>
+              <w:t>자문위원</w:t>
+            </w:r>
+          </w:p>
+        </w:tc>
+        <w:tc>
+          <w:tcPr>
+            <w:tcW w:w="2835" w:type="dxa"/>
+            <w:tcBorders>
+              <w:top w:val="single" w:sz="3" w:space="0" w:color="000000"/>
+              <w:left w:val="single" w:sz="3" w:space="0" w:color="000000"/>
+              <w:bottom w:val="single" w:sz="3" w:space="0" w:color="000000"/>
+              <w:right w:val="single" w:sz="3" w:space="0" w:color="000000"/>
+            </w:tcBorders>
+          </w:tcPr>
+          <w:p>
+            <w:pPr>
+              <w:pStyle w:val="a5"/>
+              <w:snapToGrid w:val="0"/>
+              <w:spacing w:line="240" w:lineRule="auto"/>
+              <w:jc w:val="center"/>
+              <w:rPr>
+                <w:rFonts w:asciiTheme="majorEastAsia" w:eastAsiaTheme="majorEastAsia" w:hAnsiTheme="majorEastAsia"/>
+                <w:iCs/>
+                <w:spacing w:val="-4"/>
+                <w:w w:val="95"/>
+              </w:rPr>
+            </w:pPr>
+          </w:p>
+        </w:tc>
+        <w:tc>
+          <w:tcPr>
+            <w:tcW w:w="3402" w:type="dxa"/>
+            <w:gridSpan w:val="2"/>
+            <w:tcBorders>
+              <w:top w:val="single" w:sz="3" w:space="0" w:color="000000"/>
+              <w:left w:val="single" w:sz="3" w:space="0" w:color="000000"/>
+              <w:bottom w:val="single" w:sz="3" w:space="0" w:color="000000"/>
+              <w:right w:val="single" w:sz="3" w:space="0" w:color="000000"/>
+            </w:tcBorders>
+          </w:tcPr>
+          <w:p>
+            <w:pPr>
+              <w:pStyle w:val="a5"/>
+              <w:snapToGrid w:val="0"/>
+              <w:spacing w:line="240" w:lineRule="auto"/>
+              <w:jc w:val="center"/>
+              <w:rPr>
+                <w:rFonts w:asciiTheme="majorEastAsia" w:eastAsiaTheme="majorEastAsia" w:hAnsiTheme="majorEastAsia" w:hint="eastAsia"/>
+                <w:iCs/>
+              </w:rPr>
+            </w:pPr>
+            <w:r>
+              <w:rPr>
+                <w:rFonts w:asciiTheme="majorEastAsia" w:eastAsiaTheme="majorEastAsia" w:hAnsiTheme="majorEastAsia" w:hint="eastAsia"/>
+                <w:iCs/>
+              </w:rPr>
+              <w:t>산업공학과 박사, 금융권 AI헤드</w:t>
+            </w:r>
+          </w:p>
+        </w:tc>
+        <w:tc>
+          <w:tcPr>
+            <w:tcW w:w="1092" w:type="dxa"/>
+            <w:tcBorders>
+              <w:top w:val="single" w:sz="3" w:space="0" w:color="000000"/>
+              <w:left w:val="single" w:sz="3" w:space="0" w:color="000000"/>
+              <w:bottom w:val="single" w:sz="3" w:space="0" w:color="000000"/>
+              <w:right w:val="single" w:sz="3" w:space="0" w:color="000000"/>
+            </w:tcBorders>
+          </w:tcPr>
+          <w:p>
+            <w:pPr>
+              <w:pStyle w:val="a5"/>
+              <w:snapToGrid w:val="0"/>
+              <w:spacing w:line="240" w:lineRule="auto"/>
+              <w:jc w:val="center"/>
+              <w:rPr>
+                <w:rFonts w:asciiTheme="majorEastAsia" w:eastAsiaTheme="majorEastAsia" w:hAnsiTheme="majorEastAsia" w:hint="eastAsia"/>
+                <w:iCs/>
+              </w:rPr>
+            </w:pPr>
+            <w:r>
+              <w:rPr>
+                <w:rFonts w:asciiTheme="majorEastAsia" w:eastAsiaTheme="majorEastAsia" w:hAnsiTheme="majorEastAsia" w:hint="eastAsia"/>
+                <w:iCs/>
+              </w:rPr>
+              <w:t>완료</w:t>
+            </w:r>
+          </w:p>
+        </w:tc>
+      </w:tr>
     </w:tbl>
     <w:p>
       <w:pPr>
@@ -2492,12 +2646,9 @@
                 <w:szCs w:val="20"/>
               </w:rPr>
             </w:pPr>
-            <w:proofErr w:type="spellStart"/>
-            <w:proofErr w:type="spellEnd"/>
-            <w:r>
-              <w:rPr>
-                <w:rFonts w:ascii="맑은 고딕" w:hAnsi="맑은 고딕" w:eastAsia="맑은 고딕"/>
-                <w:b w:val="0"/>
+            <w:r>
+              <w:rPr>
+                <w:rFonts w:ascii="맑은 고딕" w:eastAsia="맑은 고딕" w:hAnsi="맑은 고딕"/>
                 <w:sz w:val="18"/>
               </w:rPr>
               <w:t>페르소닉 AI는 한국에서 초기 유료 검증을 거친 뒤 글로벌 셀프서브로 확장하고, 반복 사용 고객을 팀형 계약과 기업·에이전시 계약으로 전환해 28년 하반기 흑자 전환을 추진한다.</w:t>
@@ -12275,12 +12426,9 @@
           <w:rFonts w:asciiTheme="minorEastAsia" w:eastAsiaTheme="minorEastAsia" w:hAnsiTheme="minorEastAsia"/>
         </w:rPr>
       </w:pPr>
-      <w:proofErr w:type="gramStart"/>
-      <w:proofErr w:type="gramEnd"/>
       <w:r>
         <w:rPr>
-          <w:rFonts w:ascii="맑은 고딕" w:hAnsi="맑은 고딕" w:eastAsia="맑은 고딕"/>
-          <w:b w:val="0"/>
+          <w:rFonts w:ascii="맑은 고딕" w:eastAsia="맑은 고딕" w:hAnsi="맑은 고딕"/>
           <w:sz w:val="20"/>
         </w:rPr>
         <w:t>시장진입 전략 : 한국에서 초기 유료 검증을 마친 뒤 글로벌 셀프서브 채널로 확장한다. 초기에는 셀프서브 PAYG로 진입하되, 반복 사용 고객은 팀형 계약과 기업·에이전시 계약으로 확장한다.</w:t>
@@ -12954,12 +13102,9 @@
           <w:rFonts w:asciiTheme="minorEastAsia" w:eastAsiaTheme="minorEastAsia" w:hAnsiTheme="minorEastAsia"/>
         </w:rPr>
       </w:pPr>
-      <w:proofErr w:type="gramStart"/>
-      <w:proofErr w:type="gramEnd"/>
       <w:r>
         <w:rPr>
-          <w:rFonts w:ascii="맑은 고딕" w:hAnsi="맑은 고딕" w:eastAsia="맑은 고딕"/>
-          <w:b w:val="0"/>
+          <w:rFonts w:ascii="맑은 고딕" w:eastAsia="맑은 고딕" w:hAnsi="맑은 고딕"/>
           <w:sz w:val="20"/>
         </w:rPr>
         <w:t>비즈니스 모델 (수익화 모델) : 서비스 유형은 합성 서베이·UI/UX 리뷰·제품 체험의 3가지로 운영한다. 다만 매출은 제품 유형보다 판매 방식의 변화에 따라 커진다. 초기에는 셀프서브 PAYG가 중심이고, 이후 반복 사용 고객을 팀형 계약으로 전환하며, 28년 하반기부터 기업·에이전시 계약을 추가한다.</w:t>
@@ -12999,7 +13144,7 @@
             </w:pPr>
             <w:r>
               <w:rPr>
-                <w:rFonts w:ascii="맑은 고딕" w:hAnsi="맑은 고딕" w:eastAsia="맑은 고딕"/>
+                <w:rFonts w:ascii="맑은 고딕" w:eastAsia="맑은 고딕" w:hAnsi="맑은 고딕"/>
                 <w:b/>
                 <w:sz w:val="18"/>
               </w:rPr>
@@ -13022,11 +13167,9 @@
                 <w:szCs w:val="20"/>
               </w:rPr>
             </w:pPr>
-            <w:proofErr w:type="spellStart"/>
-            <w:proofErr w:type="spellEnd"/>
-            <w:r>
-              <w:rPr>
-                <w:rFonts w:ascii="맑은 고딕" w:hAnsi="맑은 고딕" w:eastAsia="맑은 고딕"/>
+            <w:r>
+              <w:rPr>
+                <w:rFonts w:ascii="맑은 고딕" w:eastAsia="맑은 고딕" w:hAnsi="맑은 고딕"/>
                 <w:b/>
                 <w:sz w:val="18"/>
               </w:rPr>
@@ -13051,7 +13194,7 @@
             </w:pPr>
             <w:r>
               <w:rPr>
-                <w:rFonts w:ascii="맑은 고딕" w:hAnsi="맑은 고딕" w:eastAsia="맑은 고딕"/>
+                <w:rFonts w:ascii="맑은 고딕" w:eastAsia="맑은 고딕" w:hAnsi="맑은 고딕"/>
                 <w:b/>
                 <w:sz w:val="18"/>
               </w:rPr>
@@ -13076,7 +13219,7 @@
             </w:pPr>
             <w:r>
               <w:rPr>
-                <w:rFonts w:ascii="맑은 고딕" w:hAnsi="맑은 고딕" w:eastAsia="맑은 고딕"/>
+                <w:rFonts w:ascii="맑은 고딕" w:eastAsia="맑은 고딕" w:hAnsi="맑은 고딕"/>
                 <w:b/>
                 <w:sz w:val="18"/>
               </w:rPr>
@@ -13105,8 +13248,7 @@
             </w:pPr>
             <w:r>
               <w:rPr>
-                <w:rFonts w:ascii="맑은 고딕" w:hAnsi="맑은 고딕" w:eastAsia="맑은 고딕"/>
-                <w:b w:val="0"/>
+                <w:rFonts w:ascii="맑은 고딕" w:eastAsia="맑은 고딕" w:hAnsi="맑은 고딕"/>
                 <w:sz w:val="18"/>
               </w:rPr>
               <w:t>셀프서브 PAYG 매출</w:t>
@@ -13128,8 +13270,7 @@
             </w:pPr>
             <w:r>
               <w:rPr>
-                <w:rFonts w:ascii="맑은 고딕" w:hAnsi="맑은 고딕" w:eastAsia="맑은 고딕"/>
-                <w:b w:val="0"/>
+                <w:rFonts w:ascii="맑은 고딕" w:eastAsia="맑은 고딕" w:hAnsi="맑은 고딕"/>
                 <w:sz w:val="18"/>
               </w:rPr>
               <w:t>$190K</w:t>
@@ -13152,8 +13293,7 @@
             </w:pPr>
             <w:r>
               <w:rPr>
-                <w:rFonts w:ascii="맑은 고딕" w:hAnsi="맑은 고딕" w:eastAsia="맑은 고딕"/>
-                <w:b w:val="0"/>
+                <w:rFonts w:ascii="맑은 고딕" w:eastAsia="맑은 고딕" w:hAnsi="맑은 고딕"/>
                 <w:sz w:val="18"/>
               </w:rPr>
               <w:t>$1.35M</w:t>
@@ -13176,8 +13316,7 @@
             </w:pPr>
             <w:r>
               <w:rPr>
-                <w:rFonts w:ascii="맑은 고딕" w:hAnsi="맑은 고딕" w:eastAsia="맑은 고딕"/>
-                <w:b w:val="0"/>
+                <w:rFonts w:ascii="맑은 고딕" w:eastAsia="맑은 고딕" w:hAnsi="맑은 고딕"/>
                 <w:sz w:val="18"/>
               </w:rPr>
               <w:t>$3.15M</w:t>
@@ -13205,8 +13344,7 @@
             </w:pPr>
             <w:r>
               <w:rPr>
-                <w:rFonts w:ascii="맑은 고딕" w:hAnsi="맑은 고딕" w:eastAsia="맑은 고딕"/>
-                <w:b w:val="0"/>
+                <w:rFonts w:ascii="맑은 고딕" w:eastAsia="맑은 고딕" w:hAnsi="맑은 고딕"/>
                 <w:sz w:val="18"/>
               </w:rPr>
               <w:t>팀형 계약 매출</w:t>
@@ -13228,8 +13366,7 @@
             </w:pPr>
             <w:r>
               <w:rPr>
-                <w:rFonts w:ascii="맑은 고딕" w:hAnsi="맑은 고딕" w:eastAsia="맑은 고딕"/>
-                <w:b w:val="0"/>
+                <w:rFonts w:ascii="맑은 고딕" w:eastAsia="맑은 고딕" w:hAnsi="맑은 고딕"/>
                 <w:sz w:val="18"/>
               </w:rPr>
               <w:t>$100K</w:t>
@@ -13252,8 +13389,7 @@
             </w:pPr>
             <w:r>
               <w:rPr>
-                <w:rFonts w:ascii="맑은 고딕" w:hAnsi="맑은 고딕" w:eastAsia="맑은 고딕"/>
-                <w:b w:val="0"/>
+                <w:rFonts w:ascii="맑은 고딕" w:eastAsia="맑은 고딕" w:hAnsi="맑은 고딕"/>
                 <w:sz w:val="18"/>
               </w:rPr>
               <w:t>$1.10M</w:t>
@@ -13276,8 +13412,7 @@
             </w:pPr>
             <w:r>
               <w:rPr>
-                <w:rFonts w:ascii="맑은 고딕" w:hAnsi="맑은 고딕" w:eastAsia="맑은 고딕"/>
-                <w:b w:val="0"/>
+                <w:rFonts w:ascii="맑은 고딕" w:eastAsia="맑은 고딕" w:hAnsi="맑은 고딕"/>
                 <w:sz w:val="18"/>
               </w:rPr>
               <w:t>$3.85M</w:t>
@@ -13303,12 +13438,9 @@
                 <w:szCs w:val="20"/>
               </w:rPr>
             </w:pPr>
-            <w:proofErr w:type="spellStart"/>
-            <w:proofErr w:type="spellEnd"/>
-            <w:r>
-              <w:rPr>
-                <w:rFonts w:ascii="맑은 고딕" w:hAnsi="맑은 고딕" w:eastAsia="맑은 고딕"/>
-                <w:b w:val="0"/>
+            <w:r>
+              <w:rPr>
+                <w:rFonts w:ascii="맑은 고딕" w:eastAsia="맑은 고딕" w:hAnsi="맑은 고딕"/>
                 <w:sz w:val="18"/>
               </w:rPr>
               <w:t>기업·에이전시 매출</w:t>
@@ -13331,8 +13463,7 @@
             </w:pPr>
             <w:r>
               <w:rPr>
-                <w:rFonts w:ascii="맑은 고딕" w:hAnsi="맑은 고딕" w:eastAsia="맑은 고딕"/>
-                <w:b w:val="0"/>
+                <w:rFonts w:ascii="맑은 고딕" w:eastAsia="맑은 고딕" w:hAnsi="맑은 고딕"/>
                 <w:sz w:val="18"/>
               </w:rPr>
               <w:t>-</w:t>
@@ -13354,8 +13485,7 @@
             </w:pPr>
             <w:r>
               <w:rPr>
-                <w:rFonts w:ascii="맑은 고딕" w:hAnsi="맑은 고딕" w:eastAsia="맑은 고딕"/>
-                <w:b w:val="0"/>
+                <w:rFonts w:ascii="맑은 고딕" w:eastAsia="맑은 고딕" w:hAnsi="맑은 고딕"/>
                 <w:sz w:val="18"/>
               </w:rPr>
               <w:t>$0.55M</w:t>
@@ -13378,8 +13508,7 @@
             </w:pPr>
             <w:r>
               <w:rPr>
-                <w:rFonts w:ascii="맑은 고딕" w:hAnsi="맑은 고딕" w:eastAsia="맑은 고딕"/>
-                <w:b w:val="0"/>
+                <w:rFonts w:ascii="맑은 고딕" w:eastAsia="맑은 고딕" w:hAnsi="맑은 고딕"/>
                 <w:sz w:val="18"/>
               </w:rPr>
               <w:t>$3.50M</w:t>
@@ -13407,8 +13536,7 @@
             </w:pPr>
             <w:r>
               <w:rPr>
-                <w:rFonts w:ascii="맑은 고딕" w:hAnsi="맑은 고딕" w:eastAsia="맑은 고딕"/>
-                <w:b w:val="0"/>
+                <w:rFonts w:ascii="맑은 고딕" w:eastAsia="맑은 고딕" w:hAnsi="맑은 고딕"/>
                 <w:sz w:val="18"/>
               </w:rPr>
               <w:t>고객 수</w:t>
@@ -13431,8 +13559,7 @@
             </w:pPr>
             <w:r>
               <w:rPr>
-                <w:rFonts w:ascii="맑은 고딕" w:hAnsi="맑은 고딕" w:eastAsia="맑은 고딕"/>
-                <w:b w:val="0"/>
+                <w:rFonts w:ascii="맑은 고딕" w:eastAsia="맑은 고딕" w:hAnsi="맑은 고딕"/>
                 <w:sz w:val="18"/>
               </w:rPr>
               <w:t>580</w:t>
@@ -13455,8 +13582,7 @@
             </w:pPr>
             <w:r>
               <w:rPr>
-                <w:rFonts w:ascii="맑은 고딕" w:hAnsi="맑은 고딕" w:eastAsia="맑은 고딕"/>
-                <w:b w:val="0"/>
+                <w:rFonts w:ascii="맑은 고딕" w:eastAsia="맑은 고딕" w:hAnsi="맑은 고딕"/>
                 <w:sz w:val="18"/>
               </w:rPr>
               <w:t>3,000</w:t>
@@ -13479,8 +13605,7 @@
             </w:pPr>
             <w:r>
               <w:rPr>
-                <w:rFonts w:ascii="맑은 고딕" w:hAnsi="맑은 고딕" w:eastAsia="맑은 고딕"/>
-                <w:b w:val="0"/>
+                <w:rFonts w:ascii="맑은 고딕" w:eastAsia="맑은 고딕" w:hAnsi="맑은 고딕"/>
                 <w:sz w:val="18"/>
               </w:rPr>
               <w:t>7,000</w:t>
@@ -13510,8 +13635,7 @@
             </w:pPr>
             <w:r>
               <w:rPr>
-                <w:rFonts w:ascii="맑은 고딕" w:hAnsi="맑은 고딕" w:eastAsia="맑은 고딕"/>
-                <w:b w:val="0"/>
+                <w:rFonts w:ascii="맑은 고딕" w:eastAsia="맑은 고딕" w:hAnsi="맑은 고딕"/>
                 <w:sz w:val="18"/>
               </w:rPr>
               <w:t>평균 ARPU</w:t>
@@ -13536,8 +13660,7 @@
             </w:pPr>
             <w:r>
               <w:rPr>
-                <w:rFonts w:ascii="맑은 고딕" w:hAnsi="맑은 고딕" w:eastAsia="맑은 고딕"/>
-                <w:b w:val="0"/>
+                <w:rFonts w:ascii="맑은 고딕" w:eastAsia="맑은 고딕" w:hAnsi="맑은 고딕"/>
                 <w:sz w:val="18"/>
               </w:rPr>
               <w:t>$500</w:t>
@@ -13562,8 +13685,7 @@
             </w:pPr>
             <w:r>
               <w:rPr>
-                <w:rFonts w:ascii="맑은 고딕" w:hAnsi="맑은 고딕" w:eastAsia="맑은 고딕"/>
-                <w:b w:val="0"/>
+                <w:rFonts w:ascii="맑은 고딕" w:eastAsia="맑은 고딕" w:hAnsi="맑은 고딕"/>
                 <w:sz w:val="18"/>
               </w:rPr>
               <w:t>$1,000</w:t>
@@ -13588,8 +13710,7 @@
             </w:pPr>
             <w:r>
               <w:rPr>
-                <w:rFonts w:ascii="맑은 고딕" w:hAnsi="맑은 고딕" w:eastAsia="맑은 고딕"/>
-                <w:b w:val="0"/>
+                <w:rFonts w:ascii="맑은 고딕" w:eastAsia="맑은 고딕" w:hAnsi="맑은 고딕"/>
                 <w:sz w:val="18"/>
               </w:rPr>
               <w:t>$1,500</w:t>
@@ -13605,17 +13726,14 @@
           <w:ilvl w:val="0"/>
           <w:numId w:val="23"/>
         </w:numPr>
-        <w:spacing w:before="240"/>
+        <w:spacing w:before="240" w:afterLines="200" w:after="480"/>
         <w:rPr>
           <w:rFonts w:asciiTheme="minorEastAsia" w:eastAsiaTheme="minorEastAsia" w:hAnsiTheme="minorEastAsia"/>
         </w:rPr>
       </w:pPr>
-      <w:proofErr w:type="gramStart"/>
-      <w:proofErr w:type="gramEnd"/>
       <w:r>
         <w:rPr>
-          <w:rFonts w:ascii="맑은 고딕" w:hAnsi="맑은 고딕" w:eastAsia="맑은 고딕"/>
-          <w:b w:val="0"/>
+          <w:rFonts w:ascii="맑은 고딕" w:eastAsia="맑은 고딕" w:hAnsi="맑은 고딕"/>
           <w:sz w:val="20"/>
         </w:rPr>
         <w:t>매출 및 손익 추정 : 27년은 글로벌 오픈과 제품·GTM 보강을 위한 적자 구간이며, 28년 상반기에 손익분기점에 접근하고, 28년 하반기부터 흑자 전환을 목표로 한다. 매출원가는 LLM·브라우저·서버 운영비로 구성하고, 판관비에는 인건비·마케팅·AM·관리비를 반영하였다.</w:t>
@@ -13655,10 +13773,11 @@
             </w:pPr>
             <w:r>
               <w:rPr>
-                <w:rFonts w:ascii="맑은 고딕" w:hAnsi="맑은 고딕" w:eastAsia="맑은 고딕"/>
+                <w:rFonts w:ascii="맑은 고딕" w:eastAsia="맑은 고딕" w:hAnsi="맑은 고딕"/>
                 <w:b/>
                 <w:sz w:val="18"/>
               </w:rPr>
+              <w:lastRenderedPageBreak/>
               <w:t>구분</w:t>
             </w:r>
           </w:p>
@@ -13678,11 +13797,9 @@
                 <w:szCs w:val="20"/>
               </w:rPr>
             </w:pPr>
-            <w:proofErr w:type="spellStart"/>
-            <w:proofErr w:type="spellEnd"/>
-            <w:r>
-              <w:rPr>
-                <w:rFonts w:ascii="맑은 고딕" w:hAnsi="맑은 고딕" w:eastAsia="맑은 고딕"/>
+            <w:r>
+              <w:rPr>
+                <w:rFonts w:ascii="맑은 고딕" w:eastAsia="맑은 고딕" w:hAnsi="맑은 고딕"/>
                 <w:b/>
                 <w:sz w:val="18"/>
               </w:rPr>
@@ -13707,7 +13824,7 @@
             </w:pPr>
             <w:r>
               <w:rPr>
-                <w:rFonts w:ascii="맑은 고딕" w:hAnsi="맑은 고딕" w:eastAsia="맑은 고딕"/>
+                <w:rFonts w:ascii="맑은 고딕" w:eastAsia="맑은 고딕" w:hAnsi="맑은 고딕"/>
                 <w:b/>
                 <w:sz w:val="18"/>
               </w:rPr>
@@ -13732,7 +13849,7 @@
             </w:pPr>
             <w:r>
               <w:rPr>
-                <w:rFonts w:ascii="맑은 고딕" w:hAnsi="맑은 고딕" w:eastAsia="맑은 고딕"/>
+                <w:rFonts w:ascii="맑은 고딕" w:eastAsia="맑은 고딕" w:hAnsi="맑은 고딕"/>
                 <w:b/>
                 <w:sz w:val="18"/>
               </w:rPr>
@@ -13761,8 +13878,7 @@
             </w:pPr>
             <w:r>
               <w:rPr>
-                <w:rFonts w:ascii="맑은 고딕" w:hAnsi="맑은 고딕" w:eastAsia="맑은 고딕"/>
-                <w:b w:val="0"/>
+                <w:rFonts w:ascii="맑은 고딕" w:eastAsia="맑은 고딕" w:hAnsi="맑은 고딕"/>
                 <w:sz w:val="18"/>
               </w:rPr>
               <w:t>매출액</w:t>
@@ -13784,8 +13900,7 @@
             </w:pPr>
             <w:r>
               <w:rPr>
-                <w:rFonts w:ascii="맑은 고딕" w:hAnsi="맑은 고딕" w:eastAsia="맑은 고딕"/>
-                <w:b w:val="0"/>
+                <w:rFonts w:ascii="맑은 고딕" w:eastAsia="맑은 고딕" w:hAnsi="맑은 고딕"/>
                 <w:sz w:val="18"/>
               </w:rPr>
               <w:t>$290K</w:t>
@@ -13808,8 +13923,7 @@
             </w:pPr>
             <w:r>
               <w:rPr>
-                <w:rFonts w:ascii="맑은 고딕" w:hAnsi="맑은 고딕" w:eastAsia="맑은 고딕"/>
-                <w:b w:val="0"/>
+                <w:rFonts w:ascii="맑은 고딕" w:eastAsia="맑은 고딕" w:hAnsi="맑은 고딕"/>
                 <w:sz w:val="18"/>
               </w:rPr>
               <w:t>$3.0M</w:t>
@@ -13832,8 +13946,7 @@
             </w:pPr>
             <w:r>
               <w:rPr>
-                <w:rFonts w:ascii="맑은 고딕" w:hAnsi="맑은 고딕" w:eastAsia="맑은 고딕"/>
-                <w:b w:val="0"/>
+                <w:rFonts w:ascii="맑은 고딕" w:eastAsia="맑은 고딕" w:hAnsi="맑은 고딕"/>
                 <w:sz w:val="18"/>
               </w:rPr>
               <w:t>$10.5M</w:t>
@@ -13861,8 +13974,7 @@
             </w:pPr>
             <w:r>
               <w:rPr>
-                <w:rFonts w:ascii="맑은 고딕" w:hAnsi="맑은 고딕" w:eastAsia="맑은 고딕"/>
-                <w:b w:val="0"/>
+                <w:rFonts w:ascii="맑은 고딕" w:eastAsia="맑은 고딕" w:hAnsi="맑은 고딕"/>
                 <w:sz w:val="18"/>
               </w:rPr>
               <w:t>매출원가</w:t>
@@ -13884,8 +13996,7 @@
             </w:pPr>
             <w:r>
               <w:rPr>
-                <w:rFonts w:ascii="맑은 고딕" w:hAnsi="맑은 고딕" w:eastAsia="맑은 고딕"/>
-                <w:b w:val="0"/>
+                <w:rFonts w:ascii="맑은 고딕" w:eastAsia="맑은 고딕" w:hAnsi="맑은 고딕"/>
                 <w:sz w:val="18"/>
               </w:rPr>
               <w:t>$69K</w:t>
@@ -13908,8 +14019,7 @@
             </w:pPr>
             <w:r>
               <w:rPr>
-                <w:rFonts w:ascii="맑은 고딕" w:hAnsi="맑은 고딕" w:eastAsia="맑은 고딕"/>
-                <w:b w:val="0"/>
+                <w:rFonts w:ascii="맑은 고딕" w:eastAsia="맑은 고딕" w:hAnsi="맑은 고딕"/>
                 <w:sz w:val="18"/>
               </w:rPr>
               <w:t>$648K</w:t>
@@ -13932,8 +14042,7 @@
             </w:pPr>
             <w:r>
               <w:rPr>
-                <w:rFonts w:ascii="맑은 고딕" w:hAnsi="맑은 고딕" w:eastAsia="맑은 고딕"/>
-                <w:b w:val="0"/>
+                <w:rFonts w:ascii="맑은 고딕" w:eastAsia="맑은 고딕" w:hAnsi="맑은 고딕"/>
                 <w:sz w:val="18"/>
               </w:rPr>
               <w:t>$2.08M</w:t>
@@ -13959,12 +14068,9 @@
                 <w:szCs w:val="20"/>
               </w:rPr>
             </w:pPr>
-            <w:proofErr w:type="spellStart"/>
-            <w:proofErr w:type="spellEnd"/>
-            <w:r>
-              <w:rPr>
-                <w:rFonts w:ascii="맑은 고딕" w:hAnsi="맑은 고딕" w:eastAsia="맑은 고딕"/>
-                <w:b w:val="0"/>
+            <w:r>
+              <w:rPr>
+                <w:rFonts w:ascii="맑은 고딕" w:eastAsia="맑은 고딕" w:hAnsi="맑은 고딕"/>
                 <w:sz w:val="18"/>
               </w:rPr>
               <w:t>매출총이익</w:t>
@@ -13987,8 +14093,7 @@
             </w:pPr>
             <w:r>
               <w:rPr>
-                <w:rFonts w:ascii="맑은 고딕" w:hAnsi="맑은 고딕" w:eastAsia="맑은 고딕"/>
-                <w:b w:val="0"/>
+                <w:rFonts w:ascii="맑은 고딕" w:eastAsia="맑은 고딕" w:hAnsi="맑은 고딕"/>
                 <w:sz w:val="18"/>
               </w:rPr>
               <w:t>$221K</w:t>
@@ -14010,8 +14115,7 @@
             </w:pPr>
             <w:r>
               <w:rPr>
-                <w:rFonts w:ascii="맑은 고딕" w:hAnsi="맑은 고딕" w:eastAsia="맑은 고딕"/>
-                <w:b w:val="0"/>
+                <w:rFonts w:ascii="맑은 고딕" w:eastAsia="맑은 고딕" w:hAnsi="맑은 고딕"/>
                 <w:sz w:val="18"/>
               </w:rPr>
               <w:t>$2.35M</w:t>
@@ -14034,8 +14138,7 @@
             </w:pPr>
             <w:r>
               <w:rPr>
-                <w:rFonts w:ascii="맑은 고딕" w:hAnsi="맑은 고딕" w:eastAsia="맑은 고딕"/>
-                <w:b w:val="0"/>
+                <w:rFonts w:ascii="맑은 고딕" w:eastAsia="맑은 고딕" w:hAnsi="맑은 고딕"/>
                 <w:sz w:val="18"/>
               </w:rPr>
               <w:t>$8.42M</w:t>
@@ -14063,8 +14166,7 @@
             </w:pPr>
             <w:r>
               <w:rPr>
-                <w:rFonts w:ascii="맑은 고딕" w:hAnsi="맑은 고딕" w:eastAsia="맑은 고딕"/>
-                <w:b w:val="0"/>
+                <w:rFonts w:ascii="맑은 고딕" w:eastAsia="맑은 고딕" w:hAnsi="맑은 고딕"/>
                 <w:sz w:val="18"/>
               </w:rPr>
               <w:t>판관비</w:t>
@@ -14087,8 +14189,7 @@
             </w:pPr>
             <w:r>
               <w:rPr>
-                <w:rFonts w:ascii="맑은 고딕" w:hAnsi="맑은 고딕" w:eastAsia="맑은 고딕"/>
-                <w:b w:val="0"/>
+                <w:rFonts w:ascii="맑은 고딕" w:eastAsia="맑은 고딕" w:hAnsi="맑은 고딕"/>
                 <w:sz w:val="18"/>
               </w:rPr>
               <w:t>$620K</w:t>
@@ -14111,8 +14212,7 @@
             </w:pPr>
             <w:r>
               <w:rPr>
-                <w:rFonts w:ascii="맑은 고딕" w:hAnsi="맑은 고딕" w:eastAsia="맑은 고딕"/>
-                <w:b w:val="0"/>
+                <w:rFonts w:ascii="맑은 고딕" w:eastAsia="맑은 고딕" w:hAnsi="맑은 고딕"/>
                 <w:sz w:val="18"/>
               </w:rPr>
               <w:t>$1.95M</w:t>
@@ -14135,8 +14235,7 @@
             </w:pPr>
             <w:r>
               <w:rPr>
-                <w:rFonts w:ascii="맑은 고딕" w:hAnsi="맑은 고딕" w:eastAsia="맑은 고딕"/>
-                <w:b w:val="0"/>
+                <w:rFonts w:ascii="맑은 고딕" w:eastAsia="맑은 고딕" w:hAnsi="맑은 고딕"/>
                 <w:sz w:val="18"/>
               </w:rPr>
               <w:t>$4.60M</w:t>
@@ -14166,8 +14265,7 @@
             </w:pPr>
             <w:r>
               <w:rPr>
-                <w:rFonts w:ascii="맑은 고딕" w:hAnsi="맑은 고딕" w:eastAsia="맑은 고딕"/>
-                <w:b w:val="0"/>
+                <w:rFonts w:ascii="맑은 고딕" w:eastAsia="맑은 고딕" w:hAnsi="맑은 고딕"/>
                 <w:sz w:val="18"/>
               </w:rPr>
               <w:t>영업이익</w:t>
@@ -14192,8 +14290,7 @@
             </w:pPr>
             <w:r>
               <w:rPr>
-                <w:rFonts w:ascii="맑은 고딕" w:hAnsi="맑은 고딕" w:eastAsia="맑은 고딕"/>
-                <w:b w:val="0"/>
+                <w:rFonts w:ascii="맑은 고딕" w:eastAsia="맑은 고딕" w:hAnsi="맑은 고딕"/>
                 <w:sz w:val="18"/>
               </w:rPr>
               <w:t>-$399K</w:t>
@@ -14218,8 +14315,7 @@
             </w:pPr>
             <w:r>
               <w:rPr>
-                <w:rFonts w:ascii="맑은 고딕" w:hAnsi="맑은 고딕" w:eastAsia="맑은 고딕"/>
-                <w:b w:val="0"/>
+                <w:rFonts w:ascii="맑은 고딕" w:eastAsia="맑은 고딕" w:hAnsi="맑은 고딕"/>
                 <w:sz w:val="18"/>
               </w:rPr>
               <w:t>$403K</w:t>
@@ -14244,8 +14340,7 @@
             </w:pPr>
             <w:r>
               <w:rPr>
-                <w:rFonts w:ascii="맑은 고딕" w:hAnsi="맑은 고딕" w:eastAsia="맑은 고딕"/>
-                <w:b w:val="0"/>
+                <w:rFonts w:ascii="맑은 고딕" w:eastAsia="맑은 고딕" w:hAnsi="맑은 고딕"/>
                 <w:sz w:val="18"/>
               </w:rPr>
               <w:t>$3.82M</w:t>
@@ -14349,7 +14444,7 @@
             </w:pPr>
             <w:r>
               <w:rPr>
-                <w:rFonts w:ascii="맑은 고딕" w:hAnsi="맑은 고딕" w:eastAsia="맑은 고딕"/>
+                <w:rFonts w:ascii="맑은 고딕" w:eastAsia="맑은 고딕" w:hAnsi="맑은 고딕"/>
                 <w:b/>
                 <w:sz w:val="18"/>
               </w:rPr>
@@ -14380,7 +14475,7 @@
             </w:pPr>
             <w:r>
               <w:rPr>
-                <w:rFonts w:ascii="맑은 고딕" w:hAnsi="맑은 고딕" w:eastAsia="맑은 고딕"/>
+                <w:rFonts w:ascii="맑은 고딕" w:eastAsia="맑은 고딕" w:hAnsi="맑은 고딕"/>
                 <w:b/>
                 <w:sz w:val="18"/>
               </w:rPr>
@@ -14411,7 +14506,7 @@
             </w:pPr>
             <w:r>
               <w:rPr>
-                <w:rFonts w:ascii="맑은 고딕" w:hAnsi="맑은 고딕" w:eastAsia="맑은 고딕"/>
+                <w:rFonts w:ascii="맑은 고딕" w:eastAsia="맑은 고딕" w:hAnsi="맑은 고딕"/>
                 <w:b/>
                 <w:sz w:val="18"/>
               </w:rPr>
@@ -14442,7 +14537,7 @@
             </w:pPr>
             <w:r>
               <w:rPr>
-                <w:rFonts w:ascii="맑은 고딕" w:hAnsi="맑은 고딕" w:eastAsia="맑은 고딕"/>
+                <w:rFonts w:ascii="맑은 고딕" w:eastAsia="맑은 고딕" w:hAnsi="맑은 고딕"/>
                 <w:b/>
                 <w:sz w:val="18"/>
               </w:rPr>
@@ -14477,8 +14572,7 @@
             </w:pPr>
             <w:r>
               <w:rPr>
-                <w:rFonts w:ascii="맑은 고딕" w:hAnsi="맑은 고딕" w:eastAsia="맑은 고딕"/>
-                <w:b w:val="0"/>
+                <w:rFonts w:ascii="맑은 고딕" w:eastAsia="맑은 고딕" w:hAnsi="맑은 고딕"/>
                 <w:sz w:val="18"/>
               </w:rPr>
               <w:t>1</w:t>
@@ -14507,8 +14601,7 @@
             </w:pPr>
             <w:r>
               <w:rPr>
-                <w:rFonts w:ascii="맑은 고딕" w:hAnsi="맑은 고딕" w:eastAsia="맑은 고딕"/>
-                <w:b w:val="0"/>
+                <w:rFonts w:ascii="맑은 고딕" w:eastAsia="맑은 고딕" w:hAnsi="맑은 고딕"/>
                 <w:sz w:val="18"/>
               </w:rPr>
               <w:t>글로벌 셀프서브 확장</w:t>
@@ -14537,8 +14630,7 @@
             </w:pPr>
             <w:r>
               <w:rPr>
-                <w:rFonts w:ascii="맑은 고딕" w:hAnsi="맑은 고딕" w:eastAsia="맑은 고딕"/>
-                <w:b w:val="0"/>
+                <w:rFonts w:ascii="맑은 고딕" w:eastAsia="맑은 고딕" w:hAnsi="맑은 고딕"/>
                 <w:sz w:val="18"/>
               </w:rPr>
               <w:t>27년 상반기</w:t>
@@ -14567,8 +14659,7 @@
             </w:pPr>
             <w:r>
               <w:rPr>
-                <w:rFonts w:ascii="맑은 고딕" w:hAnsi="맑은 고딕" w:eastAsia="맑은 고딕"/>
-                <w:b w:val="0"/>
+                <w:rFonts w:ascii="맑은 고딕" w:eastAsia="맑은 고딕" w:hAnsi="맑은 고딕"/>
                 <w:sz w:val="18"/>
               </w:rPr>
               <w:t>한국 검증 결과를 바탕으로 글로벌 오픈, 셀프서브 PAYG 매출 시작</w:t>
@@ -14599,8 +14690,7 @@
             </w:pPr>
             <w:r>
               <w:rPr>
-                <w:rFonts w:ascii="맑은 고딕" w:hAnsi="맑은 고딕" w:eastAsia="맑은 고딕"/>
-                <w:b w:val="0"/>
+                <w:rFonts w:ascii="맑은 고딕" w:eastAsia="맑은 고딕" w:hAnsi="맑은 고딕"/>
                 <w:sz w:val="18"/>
               </w:rPr>
               <w:t>2</w:t>
@@ -14624,12 +14714,9 @@
                 <w:szCs w:val="20"/>
               </w:rPr>
             </w:pPr>
-            <w:proofErr w:type="spellStart"/>
-            <w:proofErr w:type="spellEnd"/>
-            <w:r>
-              <w:rPr>
-                <w:rFonts w:ascii="맑은 고딕" w:hAnsi="맑은 고딕" w:eastAsia="맑은 고딕"/>
-                <w:b w:val="0"/>
+            <w:r>
+              <w:rPr>
+                <w:rFonts w:ascii="맑은 고딕" w:eastAsia="맑은 고딕" w:hAnsi="맑은 고딕"/>
                 <w:sz w:val="18"/>
               </w:rPr>
               <w:t>브릿지/프리시드 및 핵심 팀 확장</w:t>
@@ -14655,8 +14742,7 @@
             </w:pPr>
             <w:r>
               <w:rPr>
-                <w:rFonts w:ascii="맑은 고딕" w:hAnsi="맑은 고딕" w:eastAsia="맑은 고딕"/>
-                <w:b w:val="0"/>
+                <w:rFonts w:ascii="맑은 고딕" w:eastAsia="맑은 고딕" w:hAnsi="맑은 고딕"/>
                 <w:sz w:val="18"/>
               </w:rPr>
               <w:t>27년 하반기</w:t>
@@ -14682,8 +14768,7 @@
             </w:pPr>
             <w:r>
               <w:rPr>
-                <w:rFonts w:ascii="맑은 고딕" w:hAnsi="맑은 고딕" w:eastAsia="맑은 고딕"/>
-                <w:b w:val="0"/>
+                <w:rFonts w:ascii="맑은 고딕" w:eastAsia="맑은 고딕" w:hAnsi="맑은 고딕"/>
                 <w:sz w:val="18"/>
               </w:rPr>
               <w:t>5-7억원 조달 추진, 제품·GTM 보강, 6명 내외 핵심 팀 구축</w:t>
@@ -14714,8 +14799,7 @@
             </w:pPr>
             <w:r>
               <w:rPr>
-                <w:rFonts w:ascii="맑은 고딕" w:hAnsi="맑은 고딕" w:eastAsia="맑은 고딕"/>
-                <w:b w:val="0"/>
+                <w:rFonts w:ascii="맑은 고딕" w:eastAsia="맑은 고딕" w:hAnsi="맑은 고딕"/>
                 <w:sz w:val="18"/>
               </w:rPr>
               <w:t>3</w:t>
@@ -14739,12 +14823,9 @@
                 <w:szCs w:val="20"/>
               </w:rPr>
             </w:pPr>
-            <w:proofErr w:type="spellStart"/>
-            <w:proofErr w:type="spellEnd"/>
-            <w:r>
-              <w:rPr>
-                <w:rFonts w:ascii="맑은 고딕" w:hAnsi="맑은 고딕" w:eastAsia="맑은 고딕"/>
-                <w:b w:val="0"/>
+            <w:r>
+              <w:rPr>
+                <w:rFonts w:ascii="맑은 고딕" w:eastAsia="맑은 고딕" w:hAnsi="맑은 고딕"/>
                 <w:sz w:val="18"/>
               </w:rPr>
               <w:t>사용 유형 확장 및 팀형 계약 확대</w:t>
@@ -14770,8 +14851,7 @@
             </w:pPr>
             <w:r>
               <w:rPr>
-                <w:rFonts w:ascii="맑은 고딕" w:hAnsi="맑은 고딕" w:eastAsia="맑은 고딕"/>
-                <w:b w:val="0"/>
+                <w:rFonts w:ascii="맑은 고딕" w:eastAsia="맑은 고딕" w:hAnsi="맑은 고딕"/>
                 <w:sz w:val="18"/>
               </w:rPr>
               <w:t>28년 상반기</w:t>
@@ -14797,8 +14877,7 @@
             </w:pPr>
             <w:r>
               <w:rPr>
-                <w:rFonts w:ascii="맑은 고딕" w:hAnsi="맑은 고딕" w:eastAsia="맑은 고딕"/>
-                <w:b w:val="0"/>
+                <w:rFonts w:ascii="맑은 고딕" w:eastAsia="맑은 고딕" w:hAnsi="맑은 고딕"/>
                 <w:sz w:val="18"/>
               </w:rPr>
               <w:t>추가 모드 출시, 스타트업·소규모 팀의 반복 사용 전환</w:t>
@@ -14829,8 +14908,7 @@
             </w:pPr>
             <w:r>
               <w:rPr>
-                <w:rFonts w:ascii="맑은 고딕" w:hAnsi="맑은 고딕" w:eastAsia="맑은 고딕"/>
-                <w:b w:val="0"/>
+                <w:rFonts w:ascii="맑은 고딕" w:eastAsia="맑은 고딕" w:hAnsi="맑은 고딕"/>
                 <w:sz w:val="18"/>
               </w:rPr>
               <w:t>4</w:t>
@@ -14854,12 +14932,9 @@
                 <w:szCs w:val="20"/>
               </w:rPr>
             </w:pPr>
-            <w:proofErr w:type="spellStart"/>
-            <w:proofErr w:type="spellEnd"/>
-            <w:r>
-              <w:rPr>
-                <w:rFonts w:ascii="맑은 고딕" w:hAnsi="맑은 고딕" w:eastAsia="맑은 고딕"/>
-                <w:b w:val="0"/>
+            <w:r>
+              <w:rPr>
+                <w:rFonts w:ascii="맑은 고딕" w:eastAsia="맑은 고딕" w:hAnsi="맑은 고딕"/>
                 <w:sz w:val="18"/>
               </w:rPr>
               <w:t>기업 고객 파일럿 및 시드 투자</w:t>
@@ -14885,8 +14960,7 @@
             </w:pPr>
             <w:r>
               <w:rPr>
-                <w:rFonts w:ascii="맑은 고딕" w:hAnsi="맑은 고딕" w:eastAsia="맑은 고딕"/>
-                <w:b w:val="0"/>
+                <w:rFonts w:ascii="맑은 고딕" w:eastAsia="맑은 고딕" w:hAnsi="맑은 고딕"/>
                 <w:sz w:val="18"/>
               </w:rPr>
               <w:t>28년 하반기</w:t>
@@ -14910,12 +14984,9 @@
                 <w:szCs w:val="20"/>
               </w:rPr>
             </w:pPr>
-            <w:proofErr w:type="spellStart"/>
-            <w:proofErr w:type="spellEnd"/>
-            <w:r>
-              <w:rPr>
-                <w:rFonts w:ascii="맑은 고딕" w:hAnsi="맑은 고딕" w:eastAsia="맑은 고딕"/>
-                <w:b w:val="0"/>
+            <w:r>
+              <w:rPr>
+                <w:rFonts w:ascii="맑은 고딕" w:eastAsia="맑은 고딕" w:hAnsi="맑은 고딕"/>
                 <w:sz w:val="18"/>
               </w:rPr>
               <w:t>기업·에이전시 파일럿, 월·연간 계약 확대, 15-20억원 시드 투자 추진</w:t>
@@ -14946,8 +15017,7 @@
             </w:pPr>
             <w:r>
               <w:rPr>
-                <w:rFonts w:ascii="맑은 고딕" w:hAnsi="맑은 고딕" w:eastAsia="맑은 고딕"/>
-                <w:b w:val="0"/>
+                <w:rFonts w:ascii="맑은 고딕" w:eastAsia="맑은 고딕" w:hAnsi="맑은 고딕"/>
                 <w:sz w:val="18"/>
               </w:rPr>
               <w:t>5</w:t>
@@ -14973,8 +15043,7 @@
             </w:pPr>
             <w:r>
               <w:rPr>
-                <w:rFonts w:ascii="맑은 고딕" w:hAnsi="맑은 고딕" w:eastAsia="맑은 고딕"/>
-                <w:b w:val="0"/>
+                <w:rFonts w:ascii="맑은 고딕" w:eastAsia="맑은 고딕" w:hAnsi="맑은 고딕"/>
                 <w:sz w:val="18"/>
               </w:rPr>
               <w:t>엔터프라이즈 초기 진입</w:t>
@@ -14997,8 +15066,7 @@
             </w:pPr>
             <w:r>
               <w:rPr>
-                <w:rFonts w:ascii="맑은 고딕" w:hAnsi="맑은 고딕" w:eastAsia="맑은 고딕"/>
-                <w:b w:val="0"/>
+                <w:rFonts w:ascii="맑은 고딕" w:eastAsia="맑은 고딕" w:hAnsi="맑은 고딕"/>
                 <w:sz w:val="18"/>
               </w:rPr>
               <w:t>29년</w:t>
@@ -15024,8 +15092,7 @@
             </w:pPr>
             <w:r>
               <w:rPr>
-                <w:rFonts w:ascii="맑은 고딕" w:hAnsi="맑은 고딕" w:eastAsia="맑은 고딕"/>
-                <w:b w:val="0"/>
+                <w:rFonts w:ascii="맑은 고딕" w:eastAsia="맑은 고딕" w:hAnsi="맑은 고딕"/>
                 <w:sz w:val="18"/>
               </w:rPr>
               <w:t>엔터프라이즈 고객 확보, 영업흑자 구조 고도화</w:t>
@@ -15066,12 +15133,9 @@
           <w:rFonts w:asciiTheme="minorEastAsia" w:eastAsiaTheme="minorEastAsia" w:hAnsiTheme="minorEastAsia"/>
         </w:rPr>
       </w:pPr>
-      <w:proofErr w:type="spellStart"/>
-      <w:proofErr w:type="spellEnd"/>
       <w:r>
         <w:rPr>
-          <w:rFonts w:ascii="맑은 고딕" w:hAnsi="맑은 고딕" w:eastAsia="맑은 고딕"/>
-          <w:b w:val="0"/>
+          <w:rFonts w:ascii="맑은 고딕" w:eastAsia="맑은 고딕" w:hAnsi="맑은 고딕"/>
           <w:sz w:val="20"/>
         </w:rPr>
         <w:t>27년 하반기에는 글로벌 셀프서브 오픈 이후의 제품·GTM 보강을 위해 5-7억원 규모의 브릿지 또는 프리시드 투자를 추진하고, 28년 하반기에는 팀형 계약·기업 파일럿 성과를 바탕으로 15-20억원 규모의 시드 투자를 추진한다. 이후 29년부터는 영업흑자 구조를 바탕으로, 필요 시 해외 엔터프라이즈 확장을 위한 후속 투자를 선택적으로 검토한다.</w:t>
@@ -15178,19 +15242,17 @@
     <w:p/>
     <w:p/>
     <w:p/>
-    <w:p>
-      <w:pPr>
-        <w:rPr>
-          <w:rFonts w:hint="eastAsia"/>
-        </w:rPr>
-      </w:pPr>
-    </w:p>
     <w:p/>
     <w:p/>
     <w:p/>
     <w:p/>
-    <w:p/>
-    <w:p/>
+    <w:p>
+      <w:pPr>
+        <w:rPr>
+          <w:rFonts w:hint="eastAsia"/>
+        </w:rPr>
+      </w:pPr>
+    </w:p>
     <w:p>
       <w:pPr>
         <w:pStyle w:val="a3"/>
@@ -21991,6 +22053,7 @@
   <w:style w:type="character" w:default="1" w:styleId="a0">
     <w:name w:val="Default Paragraph Font"/>
     <w:uiPriority w:val="1"/>
+    <w:semiHidden/>
     <w:unhideWhenUsed/>
   </w:style>
   <w:style w:type="table" w:default="1" w:styleId="a1">
